--- a/reference.docx
+++ b/reference.docx
@@ -449,10 +449,6 @@
       <w:ind w:firstLine="0" w:left="0"/>
       <w:pageBreakBefore/>
       <w:rPr/>
-      <w:numPr>
-        <w:ilvl w:val="0"/>
-        <w:numId w:val="0"/>
-      </w:numPr>
     </w:pPr>
     <w:rPr>
       <w:rFonts w:ascii="Times New Roman" w:hAnsi="Times New Roman" w:eastAsia="黑体" w:cs="Times New Roman"/>
@@ -481,10 +477,6 @@
       <w:jc w:val="left"/>
       <w:ind w:firstLine="0" w:left="0"/>
       <w:rPr/>
-      <w:numPr>
-        <w:ilvl w:val="0"/>
-        <w:numId w:val="0"/>
-      </w:numPr>
     </w:pPr>
     <w:rPr>
       <w:rFonts w:ascii="Times New Roman" w:hAnsi="Times New Roman" w:eastAsia="黑体" w:cs="Times New Roman"/>
@@ -513,10 +505,6 @@
       <w:jc w:val="left"/>
       <w:ind w:firstLine="0" w:left="0"/>
       <w:rPr/>
-      <w:numPr>
-        <w:ilvl w:val="0"/>
-        <w:numId w:val="0"/>
-      </w:numPr>
     </w:pPr>
     <w:rPr>
       <w:rFonts w:ascii="Times New Roman" w:hAnsi="Times New Roman" w:eastAsia="黑体" w:cs="Times New Roman"/>
@@ -546,10 +534,6 @@
       <w:jc w:val="left"/>
       <w:ind w:firstLine="0" w:left="0"/>
       <w:rPr/>
-      <w:numPr>
-        <w:ilvl w:val="0"/>
-        <w:numId w:val="0"/>
-      </w:numPr>
     </w:pPr>
     <w:rPr>
       <w:rFonts w:ascii="Times New Roman" w:hAnsi="Times New Roman" w:eastAsia="宋体" w:cs="Times New Roman"/>
@@ -578,10 +562,6 @@
       <w:keepLines/>
       <w:spacing w:before="200" w:after="0"/>
       <w:outlineLvl w:val="4"/>
-      <w:numPr>
-        <w:ilvl w:val="0"/>
-        <w:numId w:val="0"/>
-      </w:numPr>
     </w:pPr>
     <w:rPr>
       <w:rFonts w:asciiTheme="majorHAnsi" w:eastAsiaTheme="majorEastAsia" w:hAnsiTheme="majorHAnsi" w:cstheme="majorBidi"/>
@@ -603,10 +583,6 @@
       <w:keepLines/>
       <w:spacing w:before="200" w:after="0"/>
       <w:outlineLvl w:val="5"/>
-      <w:numPr>
-        <w:ilvl w:val="0"/>
-        <w:numId w:val="0"/>
-      </w:numPr>
     </w:pPr>
     <w:rPr>
       <w:rFonts w:asciiTheme="majorHAnsi" w:eastAsiaTheme="majorEastAsia" w:hAnsiTheme="majorHAnsi" w:cstheme="majorBidi"/>
@@ -630,10 +606,6 @@
       <w:keepLines/>
       <w:spacing w:before="200" w:after="0"/>
       <w:outlineLvl w:val="6"/>
-      <w:numPr>
-        <w:ilvl w:val="0"/>
-        <w:numId w:val="0"/>
-      </w:numPr>
     </w:pPr>
     <w:rPr>
       <w:rFonts w:asciiTheme="majorHAnsi" w:eastAsiaTheme="majorEastAsia" w:hAnsiTheme="majorHAnsi" w:cstheme="majorBidi"/>
@@ -657,10 +629,6 @@
       <w:keepLines/>
       <w:spacing w:before="200" w:after="0"/>
       <w:outlineLvl w:val="7"/>
-      <w:numPr>
-        <w:ilvl w:val="0"/>
-        <w:numId w:val="0"/>
-      </w:numPr>
     </w:pPr>
     <w:rPr>
       <w:rFonts w:asciiTheme="majorHAnsi" w:eastAsiaTheme="majorEastAsia" w:hAnsiTheme="majorHAnsi" w:cstheme="majorBidi"/>
@@ -684,10 +652,6 @@
       <w:keepLines/>
       <w:spacing w:before="200" w:after="0"/>
       <w:outlineLvl w:val="8"/>
-      <w:numPr>
-        <w:ilvl w:val="0"/>
-        <w:numId w:val="0"/>
-      </w:numPr>
     </w:pPr>
     <w:rPr>
       <w:rFonts w:asciiTheme="majorHAnsi" w:eastAsiaTheme="majorEastAsia" w:hAnsiTheme="majorHAnsi" w:cstheme="majorBidi"/>
@@ -1232,7 +1196,7 @@
     <w:qFormat/>
     <w:rsid w:val="00FC693F"/>
     <w:pPr>
-      <w:spacing w:before="60" w:after="60" w:line="300" w:lineRule="auto"/>
+      <w:spacing w:before="0" w:after="240" w:line="300" w:lineRule="auto"/>
       <w:jc w:val="center"/>
       <w:ind w:firstLine="0" w:left="0"/>
       <w:rPr/>
@@ -1381,7 +1345,19 @@
     <w:rsid w:val="00FC693F"/>
     <w:pPr>
       <w:outlineLvl w:val="9"/>
-    </w:pPr>
+      <w:jc w:val="center"/>
+      <w:ind w:firstLine="0" w:left="0"/>
+      <w:spacing w:before="0" w:after="240" w:line="300" w:lineRule="auto"/>
+      <w:rPr/>
+    </w:pPr>
+    <w:rPr>
+      <w:rFonts w:ascii="Times New Roman" w:hAnsi="Times New Roman" w:eastAsia="黑体" w:cs="Times New Roman"/>
+      <w:sz w:val="32"/>
+      <w:szCs w:val="32"/>
+      <w:b/>
+      <w:bCs/>
+      <w:color w:val="000000"/>
+    </w:rPr>
   </w:style>
   <w:style w:type="table" w:styleId="TableGrid">
     <w:name w:val="Table Grid"/>
@@ -12130,21 +12106,73 @@
       </w:tcPr>
     </w:tblStylePr>
   </w:style>
+  <w:style w:type="paragraph" w:customStyle="1" w:styleId="TOC1">
+    <w:pPr>
+      <w:jc w:val="left"/>
+      <w:ind w:firstLine="0" w:left="0"/>
+      <w:spacing w:before="120" w:after="0" w:line="300" w:lineRule="auto"/>
+      <w:rPr/>
+    </w:pPr>
+    <w:name w:val="TOC 1"/>
+    <w:rPr>
+      <w:rFonts w:ascii="Times New Roman" w:hAnsi="Times New Roman" w:eastAsia="宋体" w:cs="Times New Roman"/>
+      <w:sz w:val="28"/>
+      <w:szCs w:val="28"/>
+      <w:color w:val="000000"/>
+    </w:rPr>
+  </w:style>
+  <w:style w:type="paragraph" w:customStyle="1" w:styleId="TOC2">
+    <w:pPr>
+      <w:jc w:val="left"/>
+      <w:ind w:firstLine="0" w:left="243"/>
+      <w:spacing w:before="0" w:after="0" w:line="300" w:lineRule="auto"/>
+      <w:rPr/>
+    </w:pPr>
+    <w:name w:val="TOC 2"/>
+    <w:rPr>
+      <w:rFonts w:ascii="Times New Roman" w:hAnsi="Times New Roman" w:eastAsia="宋体" w:cs="Times New Roman"/>
+      <w:sz w:val="24"/>
+      <w:szCs w:val="24"/>
+      <w:color w:val="000000"/>
+    </w:rPr>
+  </w:style>
+  <w:style w:type="paragraph" w:customStyle="1" w:styleId="TOC3">
+    <w:pPr>
+      <w:jc w:val="left"/>
+      <w:ind w:firstLine="0" w:left="481"/>
+      <w:spacing w:before="0" w:after="0" w:line="300" w:lineRule="auto"/>
+      <w:rPr/>
+    </w:pPr>
+    <w:name w:val="TOC 3"/>
+    <w:rPr>
+      <w:rFonts w:ascii="Times New Roman" w:hAnsi="Times New Roman" w:eastAsia="宋体" w:cs="Times New Roman"/>
+      <w:sz w:val="24"/>
+      <w:szCs w:val="24"/>
+      <w:color w:val="000000"/>
+    </w:rPr>
+  </w:style>
   <w:style w:type="character" w:customStyle="1" w:styleId="VerbatimChar">
     <w:name w:val="Verbatim Char"/>
   </w:style>
   <w:style w:type="paragraph" w:customStyle="1" w:styleId="SourceCode">
     <w:pPr>
       <w:jc w:val="left"/>
-      <w:ind w:firstLine="0" w:left="283"/>
-      <w:spacing w:before="80" w:after="80" w:line="240" w:lineRule="auto"/>
+      <w:ind w:firstLine="0" w:left="226"/>
+      <w:spacing w:before="0" w:after="0" w:line="288" w:lineRule="auto"/>
       <w:rPr/>
+      <w:shd w:val="clear" w:color="auto" w:fill="F5F5F5"/>
+      <w:pBdr>
+        <w:top w:val="single" w:sz="4" w:space="1" w:color="E0E0E0"/>
+        <w:left w:val="single" w:sz="18" w:space="4" w:color="888888"/>
+        <w:bottom w:val="single" w:sz="4" w:space="1" w:color="E0E0E0"/>
+      </w:pBdr>
     </w:pPr>
     <w:name w:val="Source Code"/>
     <w:rPr>
-      <w:rFonts w:ascii="Courier New" w:hAnsi="Courier New" w:eastAsia="Courier New" w:cs="Courier New"/>
+      <w:rFonts w:ascii="Consolas" w:hAnsi="Consolas" w:eastAsia="Consolas" w:cs="Consolas"/>
       <w:sz w:val="18"/>
       <w:szCs w:val="18"/>
+      <w:color w:val="000000"/>
     </w:rPr>
   </w:style>
 </w:styles>
